--- a/templates/Template_Radar Mercado de Capitais e Fundos de Investimento.docx
+++ b/templates/Template_Radar Mercado de Capitais e Fundos de Investimento.docx
@@ -51,7 +51,6 @@
                 <w:lang w:val="pt-BR" w:eastAsia="pt-BR"/>
               </w:rPr>
             </w:pPr>
-            <w:bookmarkStart w:id="0" w:name="_MailOriginal"/>
             <w:r>
               <w:rPr>
                 <w:rFonts w:eastAsia="Aptos"/>
@@ -102,10 +101,10 @@
                 <w:lang w:val="pt-BR" w:eastAsia="pt-BR"/>
               </w:rPr>
               <w:drawing>
-                <wp:inline distT="0" distB="0" distL="0" distR="0" wp14:anchorId="0CA8A3BD" wp14:editId="3C9E2E43">
+                <wp:inline distT="0" distB="0" distL="0" distR="0" wp14:anchorId="26AE9EB6" wp14:editId="140B7434">
                   <wp:extent cx="6831965" cy="2519045"/>
-                  <wp:effectExtent l="0" t="0" r="6985" b="0"/>
-                  <wp:docPr id="61" name="Imagem 6"/>
+                  <wp:effectExtent l="0" t="0" r="6985" b="14605"/>
+                  <wp:docPr id="1" name="Imagem 6"/>
                   <wp:cNvGraphicFramePr>
                     <a:graphicFrameLocks xmlns:a="http://schemas.openxmlformats.org/drawingml/2006/main" noChangeAspect="1"/>
                   </wp:cNvGraphicFramePr>
@@ -119,7 +118,7 @@
                           </pic:cNvPicPr>
                         </pic:nvPicPr>
                         <pic:blipFill>
-                          <a:blip r:embed="rId13">
+                          <a:blip r:embed="rId10" r:link="rId11">
                             <a:extLst>
                               <a:ext uri="{28A0092B-C50C-407E-A947-70E740481C1C}">
                                 <a14:useLocalDpi xmlns:a14="http://schemas.microsoft.com/office/drawing/2010/main" val="0"/>
@@ -200,7 +199,7 @@
                 <w:szCs w:val="28"/>
                 <w:lang w:val="pt-BR" w:eastAsia="pt-BR"/>
               </w:rPr>
-              <w:t>portal</w:t>
+              <w:t>navegue pelas fontes</w:t>
             </w:r>
           </w:p>
         </w:tc>
@@ -729,7 +728,7 @@
                 <w:lang w:val="pt-BR" w:eastAsia="pt-BR"/>
               </w:rPr>
             </w:pPr>
-            <w:bookmarkStart w:id="1" w:name="CVM"/>
+            <w:bookmarkStart w:id="0" w:name="CVM"/>
             <w:r>
               <w:rPr>
                 <w:rFonts w:eastAsia="Aptos"/>
@@ -742,7 +741,7 @@
               </w:rPr>
               <w:t>CVM</w:t>
             </w:r>
-            <w:bookmarkEnd w:id="1"/>
+            <w:bookmarkEnd w:id="0"/>
           </w:p>
         </w:tc>
       </w:tr>
@@ -928,7 +927,7 @@
                 <w:lang w:val="pt-BR" w:eastAsia="pt-BR"/>
               </w:rPr>
             </w:pPr>
-            <w:bookmarkStart w:id="2" w:name="B3"/>
+            <w:bookmarkStart w:id="1" w:name="B3"/>
             <w:r>
               <w:rPr>
                 <w:rFonts w:eastAsia="Aptos"/>
@@ -941,7 +940,7 @@
               </w:rPr>
               <w:t>B3</w:t>
             </w:r>
-            <w:bookmarkEnd w:id="2"/>
+            <w:bookmarkEnd w:id="1"/>
           </w:p>
         </w:tc>
       </w:tr>
@@ -993,6 +992,7 @@
                 <w:szCs w:val="22"/>
                 <w:lang w:val="pt-BR" w:eastAsia="pt-BR"/>
               </w:rPr>
+              <w:lastRenderedPageBreak/>
               <w:t xml:space="preserve">Título | </w:t>
             </w:r>
             <w:r>
@@ -1127,7 +1127,7 @@
                 <w:lang w:val="pt-BR" w:eastAsia="pt-BR"/>
               </w:rPr>
             </w:pPr>
-            <w:bookmarkStart w:id="3" w:name="LatinLawyer"/>
+            <w:bookmarkStart w:id="2" w:name="LatinLawyer"/>
             <w:proofErr w:type="spellStart"/>
             <w:r>
               <w:rPr>
@@ -1167,7 +1167,7 @@
               </w:rPr>
               <w:t>Lawyer</w:t>
             </w:r>
-            <w:bookmarkEnd w:id="3"/>
+            <w:bookmarkEnd w:id="2"/>
             <w:proofErr w:type="spellEnd"/>
           </w:p>
         </w:tc>
@@ -1354,7 +1354,7 @@
                 <w:lang w:val="pt-BR" w:eastAsia="pt-BR"/>
               </w:rPr>
             </w:pPr>
-            <w:bookmarkStart w:id="4" w:name="BancoCentral"/>
+            <w:bookmarkStart w:id="3" w:name="BancoCentral"/>
             <w:r>
               <w:rPr>
                 <w:rFonts w:eastAsia="Aptos"/>
@@ -1367,7 +1367,7 @@
               </w:rPr>
               <w:t>Banco Central (Normas)</w:t>
             </w:r>
-            <w:bookmarkEnd w:id="4"/>
+            <w:bookmarkEnd w:id="3"/>
           </w:p>
         </w:tc>
       </w:tr>
@@ -1553,7 +1553,7 @@
                 <w:lang w:val="pt-BR" w:eastAsia="pt-BR"/>
               </w:rPr>
             </w:pPr>
-            <w:bookmarkStart w:id="5" w:name="MinisterioFazenda"/>
+            <w:bookmarkStart w:id="4" w:name="MinisterioFazenda"/>
             <w:r>
               <w:rPr>
                 <w:rFonts w:eastAsia="Aptos"/>
@@ -1566,7 +1566,7 @@
               </w:rPr>
               <w:t>Ministério da Fazenda</w:t>
             </w:r>
-            <w:bookmarkEnd w:id="5"/>
+            <w:bookmarkEnd w:id="4"/>
           </w:p>
         </w:tc>
       </w:tr>
@@ -1752,7 +1752,7 @@
                 <w:lang w:val="pt-BR" w:eastAsia="pt-BR"/>
               </w:rPr>
             </w:pPr>
-            <w:bookmarkStart w:id="6" w:name="COAF"/>
+            <w:bookmarkStart w:id="5" w:name="COAF"/>
             <w:r>
               <w:rPr>
                 <w:rFonts w:eastAsia="Aptos"/>
@@ -1765,7 +1765,7 @@
               </w:rPr>
               <w:t>COAF</w:t>
             </w:r>
-            <w:bookmarkEnd w:id="6"/>
+            <w:bookmarkEnd w:id="5"/>
           </w:p>
         </w:tc>
       </w:tr>
@@ -1817,6 +1817,7 @@
                 <w:szCs w:val="22"/>
                 <w:lang w:val="pt-BR" w:eastAsia="pt-BR"/>
               </w:rPr>
+              <w:lastRenderedPageBreak/>
               <w:t xml:space="preserve">Título | </w:t>
             </w:r>
             <w:r>
@@ -1951,7 +1952,7 @@
                 <w:lang w:val="pt-BR" w:eastAsia="pt-BR"/>
               </w:rPr>
             </w:pPr>
-            <w:bookmarkStart w:id="7" w:name="DiarioOficialUniao"/>
+            <w:bookmarkStart w:id="6" w:name="DiarioOficialUniao"/>
             <w:r>
               <w:rPr>
                 <w:rFonts w:eastAsia="Aptos"/>
@@ -1964,7 +1965,7 @@
               </w:rPr>
               <w:t>Diário Oficial da União (Seção 1)</w:t>
             </w:r>
-            <w:bookmarkEnd w:id="7"/>
+            <w:bookmarkEnd w:id="6"/>
           </w:p>
         </w:tc>
       </w:tr>
@@ -2150,7 +2151,7 @@
                 <w:lang w:val="pt-BR" w:eastAsia="pt-BR"/>
               </w:rPr>
             </w:pPr>
-            <w:bookmarkStart w:id="8" w:name="Planalto"/>
+            <w:bookmarkStart w:id="7" w:name="Planalto"/>
             <w:r>
               <w:rPr>
                 <w:rFonts w:eastAsia="Aptos"/>
@@ -2163,7 +2164,7 @@
               </w:rPr>
               <w:t>Planalto (Resenha Diária)</w:t>
             </w:r>
-            <w:bookmarkEnd w:id="8"/>
+            <w:bookmarkEnd w:id="7"/>
           </w:p>
         </w:tc>
       </w:tr>
@@ -2428,7 +2429,7 @@
                 <w:lang w:val="pt-BR" w:eastAsia="pt-BR"/>
               </w:rPr>
               <w:drawing>
-                <wp:anchor distT="0" distB="0" distL="114300" distR="114300" simplePos="0" relativeHeight="251660288" behindDoc="0" locked="0" layoutInCell="1" allowOverlap="1" wp14:anchorId="1B61A30F" wp14:editId="0BB94906">
+                <wp:anchor distT="0" distB="0" distL="114300" distR="114300" simplePos="0" relativeHeight="251660288" behindDoc="0" locked="0" layoutInCell="1" allowOverlap="1" wp14:anchorId="16759854" wp14:editId="38619327">
                   <wp:simplePos x="0" y="0"/>
                   <wp:positionH relativeFrom="column">
                     <wp:posOffset>1391285</wp:posOffset>
@@ -2439,8 +2440,8 @@
                   <wp:extent cx="1314450" cy="361950"/>
                   <wp:effectExtent l="0" t="0" r="0" b="0"/>
                   <wp:wrapNone/>
-                  <wp:docPr id="924253670" name="Imagem 3" descr="NEUTRA">
-                    <a:hlinkClick xmlns:a="http://schemas.openxmlformats.org/drawingml/2006/main" r:id="rId14"/>
+                  <wp:docPr id="118771979" name="Imagem 3" descr="NEUTRA">
+                    <a:hlinkClick xmlns:a="http://schemas.openxmlformats.org/drawingml/2006/main" r:id="rId12"/>
                   </wp:docPr>
                   <wp:cNvGraphicFramePr>
                     <a:graphicFrameLocks xmlns:a="http://schemas.openxmlformats.org/drawingml/2006/main" noChangeAspect="1"/>
@@ -2450,14 +2451,14 @@
                       <pic:pic xmlns:pic="http://schemas.openxmlformats.org/drawingml/2006/picture">
                         <pic:nvPicPr>
                           <pic:cNvPr id="0" name="Imagem 3" descr="NEUTRA">
-                            <a:hlinkClick r:id="rId14"/>
+                            <a:hlinkClick r:id="rId12"/>
                           </pic:cNvPr>
                           <pic:cNvPicPr>
                             <a:picLocks noChangeAspect="1" noChangeArrowheads="1"/>
                           </pic:cNvPicPr>
                         </pic:nvPicPr>
                         <pic:blipFill>
-                          <a:blip r:embed="rId15">
+                          <a:blip r:embed="rId13">
                             <a:extLst>
                               <a:ext uri="{28A0092B-C50C-407E-A947-70E740481C1C}">
                                 <a14:useLocalDpi xmlns:a14="http://schemas.microsoft.com/office/drawing/2010/main" val="0"/>
@@ -2499,7 +2500,7 @@
                 <w:lang w:val="pt-BR" w:eastAsia="pt-BR"/>
               </w:rPr>
               <w:drawing>
-                <wp:anchor distT="0" distB="0" distL="114300" distR="114300" simplePos="0" relativeHeight="251659264" behindDoc="0" locked="0" layoutInCell="1" allowOverlap="1" wp14:anchorId="5E332519" wp14:editId="6B231994">
+                <wp:anchor distT="0" distB="0" distL="114300" distR="114300" simplePos="0" relativeHeight="251659264" behindDoc="0" locked="0" layoutInCell="1" allowOverlap="1" wp14:anchorId="12570155" wp14:editId="2EDADC44">
                   <wp:simplePos x="0" y="0"/>
                   <wp:positionH relativeFrom="column">
                     <wp:posOffset>-19050</wp:posOffset>
@@ -2510,8 +2511,8 @@
                   <wp:extent cx="1314450" cy="361950"/>
                   <wp:effectExtent l="0" t="0" r="0" b="0"/>
                   <wp:wrapNone/>
-                  <wp:docPr id="1010355904" name="Imagem 2" descr="EXCELENTE">
-                    <a:hlinkClick xmlns:a="http://schemas.openxmlformats.org/drawingml/2006/main" r:id="rId16"/>
+                  <wp:docPr id="457068576" name="Imagem 2" descr="EXCELENTE">
+                    <a:hlinkClick xmlns:a="http://schemas.openxmlformats.org/drawingml/2006/main" r:id="rId14"/>
                   </wp:docPr>
                   <wp:cNvGraphicFramePr>
                     <a:graphicFrameLocks xmlns:a="http://schemas.openxmlformats.org/drawingml/2006/main" noChangeAspect="1"/>
@@ -2521,14 +2522,14 @@
                       <pic:pic xmlns:pic="http://schemas.openxmlformats.org/drawingml/2006/picture">
                         <pic:nvPicPr>
                           <pic:cNvPr id="0" name="Imagem 2" descr="EXCELENTE">
-                            <a:hlinkClick r:id="rId16"/>
+                            <a:hlinkClick r:id="rId14"/>
                           </pic:cNvPr>
                           <pic:cNvPicPr>
                             <a:picLocks noChangeAspect="1" noChangeArrowheads="1"/>
                           </pic:cNvPicPr>
                         </pic:nvPicPr>
                         <pic:blipFill>
-                          <a:blip r:embed="rId17">
+                          <a:blip r:embed="rId15">
                             <a:extLst>
                               <a:ext uri="{28A0092B-C50C-407E-A947-70E740481C1C}">
                                 <a14:useLocalDpi xmlns:a14="http://schemas.microsoft.com/office/drawing/2010/main" val="0"/>
@@ -2570,7 +2571,7 @@
                 <w:lang w:val="pt-BR" w:eastAsia="pt-BR"/>
               </w:rPr>
               <w:drawing>
-                <wp:anchor distT="0" distB="0" distL="114300" distR="114300" simplePos="0" relativeHeight="251661312" behindDoc="0" locked="0" layoutInCell="1" allowOverlap="1" wp14:anchorId="3C993961" wp14:editId="5D3B0665">
+                <wp:anchor distT="0" distB="0" distL="114300" distR="114300" simplePos="0" relativeHeight="251661312" behindDoc="0" locked="0" layoutInCell="1" allowOverlap="1" wp14:anchorId="1D40F3FF" wp14:editId="5FDD4890">
                   <wp:simplePos x="0" y="0"/>
                   <wp:positionH relativeFrom="column">
                     <wp:posOffset>2805430</wp:posOffset>
@@ -2581,8 +2582,8 @@
                   <wp:extent cx="1314450" cy="361950"/>
                   <wp:effectExtent l="0" t="0" r="0" b="0"/>
                   <wp:wrapNone/>
-                  <wp:docPr id="526252966" name="Imagem 4" descr="RUIM">
-                    <a:hlinkClick xmlns:a="http://schemas.openxmlformats.org/drawingml/2006/main" r:id="rId18"/>
+                  <wp:docPr id="231356878" name="Imagem 4" descr="RUIM">
+                    <a:hlinkClick xmlns:a="http://schemas.openxmlformats.org/drawingml/2006/main" r:id="rId16"/>
                   </wp:docPr>
                   <wp:cNvGraphicFramePr>
                     <a:graphicFrameLocks xmlns:a="http://schemas.openxmlformats.org/drawingml/2006/main" noChangeAspect="1"/>
@@ -2592,14 +2593,14 @@
                       <pic:pic xmlns:pic="http://schemas.openxmlformats.org/drawingml/2006/picture">
                         <pic:nvPicPr>
                           <pic:cNvPr id="0" name="Imagem 4" descr="RUIM">
-                            <a:hlinkClick r:id="rId18"/>
+                            <a:hlinkClick r:id="rId16"/>
                           </pic:cNvPr>
                           <pic:cNvPicPr>
                             <a:picLocks noChangeAspect="1" noChangeArrowheads="1"/>
                           </pic:cNvPicPr>
                         </pic:nvPicPr>
                         <pic:blipFill>
-                          <a:blip r:embed="rId19">
+                          <a:blip r:embed="rId17">
                             <a:extLst>
                               <a:ext uri="{28A0092B-C50C-407E-A947-70E740481C1C}">
                                 <a14:useLocalDpi xmlns:a14="http://schemas.microsoft.com/office/drawing/2010/main" val="0"/>
@@ -2722,10 +2723,10 @@
                 <w:lang w:val="pt-BR"/>
               </w:rPr>
               <w:drawing>
-                <wp:inline distT="0" distB="0" distL="0" distR="0" wp14:anchorId="3C712775" wp14:editId="231A9196">
+                <wp:inline distT="0" distB="0" distL="0" distR="0" wp14:anchorId="4735AEBA" wp14:editId="5C4B3453">
                   <wp:extent cx="1794510" cy="336550"/>
-                  <wp:effectExtent l="0" t="0" r="0" b="6350"/>
-                  <wp:docPr id="62" name="Imagem 5"/>
+                  <wp:effectExtent l="0" t="0" r="15240" b="6350"/>
+                  <wp:docPr id="2" name="Imagem 5"/>
                   <wp:cNvGraphicFramePr>
                     <a:graphicFrameLocks xmlns:a="http://schemas.openxmlformats.org/drawingml/2006/main" noChangeAspect="1"/>
                   </wp:cNvGraphicFramePr>
@@ -2739,7 +2740,7 @@
                           </pic:cNvPicPr>
                         </pic:nvPicPr>
                         <pic:blipFill>
-                          <a:blip r:embed="rId20" cstate="print">
+                          <a:blip r:embed="rId18" r:link="rId19" cstate="print">
                             <a:extLst>
                               <a:ext uri="{28A0092B-C50C-407E-A947-70E740481C1C}">
                                 <a14:useLocalDpi xmlns:a14="http://schemas.microsoft.com/office/drawing/2010/main" val="0"/>
@@ -2811,11 +2812,11 @@
                 <w:lang w:val="pt-BR"/>
               </w:rPr>
               <w:drawing>
-                <wp:inline distT="0" distB="0" distL="0" distR="0" wp14:anchorId="11466424" wp14:editId="027A2643">
+                <wp:inline distT="0" distB="0" distL="0" distR="0" wp14:anchorId="6312E8A1" wp14:editId="675C558F">
                   <wp:extent cx="267335" cy="267335"/>
-                  <wp:effectExtent l="0" t="0" r="0" b="0"/>
-                  <wp:docPr id="63" name="Imagem 1">
-                    <a:hlinkClick xmlns:a="http://schemas.openxmlformats.org/drawingml/2006/main" r:id="rId21"/>
+                  <wp:effectExtent l="0" t="0" r="18415" b="18415"/>
+                  <wp:docPr id="3" name="Imagem 1">
+                    <a:hlinkClick xmlns:a="http://schemas.openxmlformats.org/drawingml/2006/main" r:id="rId20"/>
                   </wp:docPr>
                   <wp:cNvGraphicFramePr>
                     <a:graphicFrameLocks xmlns:a="http://schemas.openxmlformats.org/drawingml/2006/main" noChangeAspect="1"/>
@@ -2824,15 +2825,13 @@
                     <a:graphicData uri="http://schemas.openxmlformats.org/drawingml/2006/picture">
                       <pic:pic xmlns:pic="http://schemas.openxmlformats.org/drawingml/2006/picture">
                         <pic:nvPicPr>
-                          <pic:cNvPr id="0" name="Imagem 1">
-                            <a:hlinkClick r:id="rId21"/>
-                          </pic:cNvPr>
+                          <pic:cNvPr id="0" name="Imagem 1"/>
                           <pic:cNvPicPr>
                             <a:picLocks noChangeAspect="1" noChangeArrowheads="1"/>
                           </pic:cNvPicPr>
                         </pic:nvPicPr>
                         <pic:blipFill>
-                          <a:blip r:embed="rId22" cstate="print">
+                          <a:blip r:embed="rId21" r:link="rId22" cstate="print">
                             <a:extLst>
                               <a:ext uri="{28A0092B-C50C-407E-A947-70E740481C1C}">
                                 <a14:useLocalDpi xmlns:a14="http://schemas.microsoft.com/office/drawing/2010/main" val="0"/>
@@ -2904,10 +2903,10 @@
                 <w:lang w:val="pt-BR"/>
               </w:rPr>
               <w:drawing>
-                <wp:inline distT="0" distB="0" distL="0" distR="0" wp14:anchorId="4612419A" wp14:editId="3E168F09">
+                <wp:inline distT="0" distB="0" distL="0" distR="0" wp14:anchorId="50F46670" wp14:editId="2AADC49C">
                   <wp:extent cx="267335" cy="267335"/>
-                  <wp:effectExtent l="0" t="0" r="0" b="0"/>
-                  <wp:docPr id="64" name="Imagem 2">
+                  <wp:effectExtent l="0" t="0" r="18415" b="18415"/>
+                  <wp:docPr id="4" name="Imagem 2">
                     <a:hlinkClick xmlns:a="http://schemas.openxmlformats.org/drawingml/2006/main" r:id="rId23"/>
                   </wp:docPr>
                   <wp:cNvGraphicFramePr>
@@ -2917,15 +2916,13 @@
                     <a:graphicData uri="http://schemas.openxmlformats.org/drawingml/2006/picture">
                       <pic:pic xmlns:pic="http://schemas.openxmlformats.org/drawingml/2006/picture">
                         <pic:nvPicPr>
-                          <pic:cNvPr id="0" name="Imagem 2">
-                            <a:hlinkClick r:id="rId23"/>
-                          </pic:cNvPr>
+                          <pic:cNvPr id="0" name="Imagem 2"/>
                           <pic:cNvPicPr>
                             <a:picLocks noChangeAspect="1" noChangeArrowheads="1"/>
                           </pic:cNvPicPr>
                         </pic:nvPicPr>
                         <pic:blipFill>
-                          <a:blip r:embed="rId24" cstate="print">
+                          <a:blip r:embed="rId24" r:link="rId25" cstate="print">
                             <a:extLst>
                               <a:ext uri="{28A0092B-C50C-407E-A947-70E740481C1C}">
                                 <a14:useLocalDpi xmlns:a14="http://schemas.microsoft.com/office/drawing/2010/main" val="0"/>
@@ -2997,11 +2994,11 @@
                 <w:lang w:val="pt-BR"/>
               </w:rPr>
               <w:drawing>
-                <wp:inline distT="0" distB="0" distL="0" distR="0" wp14:anchorId="47C3E932" wp14:editId="789D1AB5">
+                <wp:inline distT="0" distB="0" distL="0" distR="0" wp14:anchorId="7633E4EA" wp14:editId="511EEE6E">
                   <wp:extent cx="267335" cy="267335"/>
-                  <wp:effectExtent l="0" t="0" r="0" b="0"/>
-                  <wp:docPr id="65" name="Imagem 3">
-                    <a:hlinkClick xmlns:a="http://schemas.openxmlformats.org/drawingml/2006/main" r:id="rId25"/>
+                  <wp:effectExtent l="0" t="0" r="18415" b="18415"/>
+                  <wp:docPr id="5" name="Imagem 3">
+                    <a:hlinkClick xmlns:a="http://schemas.openxmlformats.org/drawingml/2006/main" r:id="rId26"/>
                   </wp:docPr>
                   <wp:cNvGraphicFramePr>
                     <a:graphicFrameLocks xmlns:a="http://schemas.openxmlformats.org/drawingml/2006/main" noChangeAspect="1"/>
@@ -3010,15 +3007,13 @@
                     <a:graphicData uri="http://schemas.openxmlformats.org/drawingml/2006/picture">
                       <pic:pic xmlns:pic="http://schemas.openxmlformats.org/drawingml/2006/picture">
                         <pic:nvPicPr>
-                          <pic:cNvPr id="0" name="Imagem 3">
-                            <a:hlinkClick r:id="rId25"/>
-                          </pic:cNvPr>
+                          <pic:cNvPr id="0" name="Imagem 3"/>
                           <pic:cNvPicPr>
                             <a:picLocks noChangeAspect="1" noChangeArrowheads="1"/>
                           </pic:cNvPicPr>
                         </pic:nvPicPr>
                         <pic:blipFill>
-                          <a:blip r:embed="rId26" cstate="print">
+                          <a:blip r:embed="rId27" r:link="rId28" cstate="print">
                             <a:extLst>
                               <a:ext uri="{28A0092B-C50C-407E-A947-70E740481C1C}">
                                 <a14:useLocalDpi xmlns:a14="http://schemas.microsoft.com/office/drawing/2010/main" val="0"/>
@@ -3090,11 +3085,11 @@
                 <w:lang w:val="pt-BR"/>
               </w:rPr>
               <w:drawing>
-                <wp:inline distT="0" distB="0" distL="0" distR="0" wp14:anchorId="4780763F" wp14:editId="018579C5">
+                <wp:inline distT="0" distB="0" distL="0" distR="0" wp14:anchorId="596ACB9F" wp14:editId="31EC4BA6">
                   <wp:extent cx="267335" cy="267335"/>
-                  <wp:effectExtent l="0" t="0" r="0" b="0"/>
-                  <wp:docPr id="66" name="Imagem 4">
-                    <a:hlinkClick xmlns:a="http://schemas.openxmlformats.org/drawingml/2006/main" r:id="rId27"/>
+                  <wp:effectExtent l="0" t="0" r="18415" b="18415"/>
+                  <wp:docPr id="6" name="Imagem 4">
+                    <a:hlinkClick xmlns:a="http://schemas.openxmlformats.org/drawingml/2006/main" r:id="rId29"/>
                   </wp:docPr>
                   <wp:cNvGraphicFramePr>
                     <a:graphicFrameLocks xmlns:a="http://schemas.openxmlformats.org/drawingml/2006/main" noChangeAspect="1"/>
@@ -3103,15 +3098,13 @@
                     <a:graphicData uri="http://schemas.openxmlformats.org/drawingml/2006/picture">
                       <pic:pic xmlns:pic="http://schemas.openxmlformats.org/drawingml/2006/picture">
                         <pic:nvPicPr>
-                          <pic:cNvPr id="0" name="Imagem 4">
-                            <a:hlinkClick r:id="rId27"/>
-                          </pic:cNvPr>
+                          <pic:cNvPr id="0" name="Imagem 4"/>
                           <pic:cNvPicPr>
                             <a:picLocks noChangeAspect="1" noChangeArrowheads="1"/>
                           </pic:cNvPicPr>
                         </pic:nvPicPr>
                         <pic:blipFill>
-                          <a:blip r:embed="rId28" cstate="print">
+                          <a:blip r:embed="rId30" r:link="rId31" cstate="print">
                             <a:extLst>
                               <a:ext uri="{28A0092B-C50C-407E-A947-70E740481C1C}">
                                 <a14:useLocalDpi xmlns:a14="http://schemas.microsoft.com/office/drawing/2010/main" val="0"/>
@@ -3145,21 +3138,7 @@
           </w:p>
         </w:tc>
       </w:tr>
-      <w:bookmarkEnd w:id="0"/>
     </w:tbl>
-    <w:p>
-      <w:pPr>
-        <w:spacing w:after="0" w:line="240" w:lineRule="auto"/>
-        <w:jc w:val="left"/>
-        <w:rPr>
-          <w:rFonts w:eastAsia="Aptos"/>
-          <w:color w:val="7F7F7F"/>
-          <w:sz w:val="21"/>
-          <w:szCs w:val="21"/>
-          <w:lang w:val="pt-BR" w:eastAsia="pt-BR"/>
-        </w:rPr>
-      </w:pPr>
-    </w:p>
     <w:p>
       <w:pPr>
         <w:pStyle w:val="Body"/>
@@ -9138,8 +9117,17 @@
   <w:num w:numId="56" w16cid:durableId="984624683">
     <w:abstractNumId w:val="1"/>
   </w:num>
-  <w:num w:numId="57" w16cid:durableId="1467702960">
+  <w:num w:numId="57" w16cid:durableId="904219687">
     <w:abstractNumId w:val="22"/>
+    <w:lvlOverride w:ilvl="0"/>
+    <w:lvlOverride w:ilvl="1"/>
+    <w:lvlOverride w:ilvl="2"/>
+    <w:lvlOverride w:ilvl="3"/>
+    <w:lvlOverride w:ilvl="4"/>
+    <w:lvlOverride w:ilvl="5"/>
+    <w:lvlOverride w:ilvl="6"/>
+    <w:lvlOverride w:ilvl="7"/>
+    <w:lvlOverride w:ilvl="8"/>
   </w:num>
   <w:numIdMacAtCleanup w:val="56"/>
 </w:numbering>
@@ -13186,34 +13174,18 @@
 </file>
 
 <file path=customXml/item1.xml><?xml version="1.0" encoding="utf-8"?>
-<?mso-contentType ?>
-<FormTemplates xmlns="http://schemas.microsoft.com/sharepoint/v3/contenttype/forms">
-  <Display>DocumentLibraryForm</Display>
-  <Edit>DocumentLibraryForm</Edit>
-  <New>DocumentLibraryForm</New>
-</FormTemplates>
+<b:Sources xmlns:b="http://schemas.openxmlformats.org/officeDocument/2006/bibliography" xmlns="http://schemas.openxmlformats.org/officeDocument/2006/bibliography" SelectedStyle="\APASixthEditionOfficeOnline.xsl" StyleName="APA" Version="6"/>
 </file>
 
 <file path=customXml/item2.xml><?xml version="1.0" encoding="utf-8"?>
-<b:Sources xmlns:b="http://schemas.openxmlformats.org/officeDocument/2006/bibliography" xmlns="http://schemas.openxmlformats.org/officeDocument/2006/bibliography" SelectedStyle="\APASixthEditionOfficeOnline.xsl" StyleName="APA" Version="6"/>
+<TemplafyTemplateConfiguration><![CDATA[{"elementsMetadata":[],"transformationConfigurations":[],"templateName":"Modelo em branco [Template]","templateDescription":"","enableDocumentContentUpdater":false,"version":"2.0"}]]></TemplafyTemplateConfiguration>
 </file>
 
 <file path=customXml/item3.xml><?xml version="1.0" encoding="utf-8"?>
-<p:properties xmlns:p="http://schemas.microsoft.com/office/2006/metadata/properties" xmlns:xsi="http://www.w3.org/2001/XMLSchema-instance" xmlns:pc="http://schemas.microsoft.com/office/infopath/2007/PartnerControls">
-  <documentManagement>
-    <lcf76f155ced4ddcb4097134ff3c332f xmlns="a3090195-0111-4b4a-adf4-f350ff16dcc1">
-      <Terms xmlns="http://schemas.microsoft.com/office/infopath/2007/PartnerControls"/>
-    </lcf76f155ced4ddcb4097134ff3c332f>
-    <TaxCatchAll xmlns="f2134b0c-3dd5-4ae5-860c-436aee86cef8" xsi:nil="true"/>
-  </documentManagement>
-</p:properties>
+<TemplafyFormConfiguration><![CDATA[{"formFields":[],"formDataEntries":[]}]]></TemplafyFormConfiguration>
 </file>
 
 <file path=customXml/item4.xml><?xml version="1.0" encoding="utf-8"?>
-<TemplafyTemplateConfiguration><![CDATA[{"elementsMetadata":[],"transformationConfigurations":[],"templateName":"Modelo em branco [Template]","templateDescription":"","enableDocumentContentUpdater":false,"version":"2.0"}]]></TemplafyTemplateConfiguration>
-</file>
-
-<file path=customXml/item5.xml><?xml version="1.0" encoding="utf-8"?>
 <ct:contentTypeSchema xmlns:ct="http://schemas.microsoft.com/office/2006/metadata/contentType" xmlns:ma="http://schemas.microsoft.com/office/2006/metadata/properties/metaAttributes" ct:_="" ma:_="" ma:contentTypeName="Documento" ma:contentTypeID="0x0101003524FF30FBD45D4BA19EEF67A7DC28C7" ma:contentTypeVersion="21" ma:contentTypeDescription="Crie um novo documento." ma:contentTypeScope="" ma:versionID="286eb88824921fb57a19f3039bc200f4">
   <xsd:schema xmlns:xsd="http://www.w3.org/2001/XMLSchema" xmlns:xs="http://www.w3.org/2001/XMLSchema" xmlns:p="http://schemas.microsoft.com/office/2006/metadata/properties" xmlns:ns2="a3090195-0111-4b4a-adf4-f350ff16dcc1" xmlns:ns3="f2134b0c-3dd5-4ae5-860c-436aee86cef8" targetNamespace="http://schemas.microsoft.com/office/2006/metadata/properties" ma:root="true" ma:fieldsID="6fc7d07948124a5b928e7df43a78f4c7" ns2:_="" ns3:_="">
     <xsd:import namespace="a3090195-0111-4b4a-adf4-f350ff16dcc1"/>
@@ -13474,19 +13446,27 @@
 </ct:contentTypeSchema>
 </file>
 
+<file path=customXml/item5.xml><?xml version="1.0" encoding="utf-8"?>
+<?mso-contentType ?>
+<FormTemplates xmlns="http://schemas.microsoft.com/sharepoint/v3/contenttype/forms">
+  <Display>DocumentLibraryForm</Display>
+  <Edit>DocumentLibraryForm</Edit>
+  <New>DocumentLibraryForm</New>
+</FormTemplates>
+</file>
+
 <file path=customXml/item6.xml><?xml version="1.0" encoding="utf-8"?>
-<TemplafyFormConfiguration><![CDATA[{"formFields":[],"formDataEntries":[]}]]></TemplafyFormConfiguration>
+<p:properties xmlns:p="http://schemas.microsoft.com/office/2006/metadata/properties" xmlns:xsi="http://www.w3.org/2001/XMLSchema-instance" xmlns:pc="http://schemas.microsoft.com/office/infopath/2007/PartnerControls">
+  <documentManagement>
+    <lcf76f155ced4ddcb4097134ff3c332f xmlns="a3090195-0111-4b4a-adf4-f350ff16dcc1">
+      <Terms xmlns="http://schemas.microsoft.com/office/infopath/2007/PartnerControls"/>
+    </lcf76f155ced4ddcb4097134ff3c332f>
+    <TaxCatchAll xmlns="f2134b0c-3dd5-4ae5-860c-436aee86cef8" xsi:nil="true"/>
+  </documentManagement>
+</p:properties>
 </file>
 
 <file path=customXml/itemProps1.xml><?xml version="1.0" encoding="utf-8"?>
-<ds:datastoreItem xmlns:ds="http://schemas.openxmlformats.org/officeDocument/2006/customXml" ds:itemID="{4030CF72-4A2E-4165-9E55-165AF81301CE}">
-  <ds:schemaRefs>
-    <ds:schemaRef ds:uri="http://schemas.microsoft.com/sharepoint/v3/contenttype/forms"/>
-  </ds:schemaRefs>
-</ds:datastoreItem>
-</file>
-
-<file path=customXml/itemProps2.xml><?xml version="1.0" encoding="utf-8"?>
 <ds:datastoreItem xmlns:ds="http://schemas.openxmlformats.org/officeDocument/2006/customXml" ds:itemID="{13CAFF09-1482-4B0E-92A6-0D424E15802E}">
   <ds:schemaRefs>
     <ds:schemaRef ds:uri="http://schemas.openxmlformats.org/officeDocument/2006/bibliography"/>
@@ -13494,44 +13474,26 @@
 </ds:datastoreItem>
 </file>
 
-<file path=customXml/itemProps3.xml><?xml version="1.0" encoding="utf-8"?>
-<ds:datastoreItem xmlns:ds="http://schemas.openxmlformats.org/officeDocument/2006/customXml" ds:itemID="{32EEF012-9676-4473-92B3-D715203A84D2}">
-  <ds:schemaRefs>
-    <ds:schemaRef ds:uri="http://schemas.microsoft.com/office/2006/metadata/properties"/>
-    <ds:schemaRef ds:uri="http://schemas.microsoft.com/office/infopath/2007/PartnerControls"/>
-    <ds:schemaRef ds:uri="a3090195-0111-4b4a-adf4-f350ff16dcc1"/>
-    <ds:schemaRef ds:uri="f2134b0c-3dd5-4ae5-860c-436aee86cef8"/>
-  </ds:schemaRefs>
-</ds:datastoreItem>
-</file>
-
-<file path=customXml/itemProps4.xml><?xml version="1.0" encoding="utf-8"?>
+<file path=customXml/itemProps2.xml><?xml version="1.0" encoding="utf-8"?>
 <ds:datastoreItem xmlns:ds="http://schemas.openxmlformats.org/officeDocument/2006/customXml" ds:itemID="{AB96A45D-AC0B-4A9D-9F5A-548FEA5AE80E}">
   <ds:schemaRefs/>
 </ds:datastoreItem>
 </file>
 
-<file path=customXml/itemProps5.xml><?xml version="1.0" encoding="utf-8"?>
-<ds:datastoreItem xmlns:ds="http://schemas.openxmlformats.org/officeDocument/2006/customXml" ds:itemID="{E89691D4-503A-4489-A597-CFD812E0C384}">
-  <ds:schemaRefs>
-    <ds:schemaRef ds:uri="http://schemas.microsoft.com/office/2006/metadata/contentType"/>
-    <ds:schemaRef ds:uri="http://schemas.microsoft.com/office/2006/metadata/properties/metaAttributes"/>
-    <ds:schemaRef ds:uri="http://www.w3.org/2001/XMLSchema"/>
-    <ds:schemaRef ds:uri="http://schemas.microsoft.com/office/2006/metadata/properties"/>
-    <ds:schemaRef ds:uri="a3090195-0111-4b4a-adf4-f350ff16dcc1"/>
-    <ds:schemaRef ds:uri="f2134b0c-3dd5-4ae5-860c-436aee86cef8"/>
-    <ds:schemaRef ds:uri="http://schemas.microsoft.com/office/2006/documentManagement/types"/>
-    <ds:schemaRef ds:uri="http://schemas.microsoft.com/office/infopath/2007/PartnerControls"/>
-    <ds:schemaRef ds:uri="http://schemas.openxmlformats.org/package/2006/metadata/core-properties"/>
-    <ds:schemaRef ds:uri="http://purl.org/dc/elements/1.1/"/>
-    <ds:schemaRef ds:uri="http://purl.org/dc/terms/"/>
-    <ds:schemaRef ds:uri="http://schemas.microsoft.com/internal/obd"/>
-  </ds:schemaRefs>
+<file path=customXml/itemProps3.xml><?xml version="1.0" encoding="utf-8"?>
+<ds:datastoreItem xmlns:ds="http://schemas.openxmlformats.org/officeDocument/2006/customXml" ds:itemID="{EC0589DF-0B6E-4368-9754-428294D10477}">
+  <ds:schemaRefs/>
 </ds:datastoreItem>
 </file>
 
+<file path=customXml/itemProps4.xml><?xml version="1.0" encoding="utf-8"?>
+<ds:datastoreItem xmlns:ds="http://schemas.openxmlformats.org/officeDocument/2006/customXml" ds:itemID="{A611A3AD-3951-4FA6-9852-B971FC6F48D1}"/>
+</file>
+
+<file path=customXml/itemProps5.xml><?xml version="1.0" encoding="utf-8"?>
+<ds:datastoreItem xmlns:ds="http://schemas.openxmlformats.org/officeDocument/2006/customXml" ds:itemID="{C5F60B5A-045F-4E4F-A5E4-1B41A58696C1}"/>
+</file>
+
 <file path=customXml/itemProps6.xml><?xml version="1.0" encoding="utf-8"?>
-<ds:datastoreItem xmlns:ds="http://schemas.openxmlformats.org/officeDocument/2006/customXml" ds:itemID="{EC0589DF-0B6E-4368-9754-428294D10477}">
-  <ds:schemaRefs/>
-</ds:datastoreItem>
+<ds:datastoreItem xmlns:ds="http://schemas.openxmlformats.org/officeDocument/2006/customXml" ds:itemID="{72655776-67C6-4EE8-A612-92045E2A6E64}"/>
 </file>